--- a/Proyecto_1/Manuales/Manual_Tecnico_[WIP].docx
+++ b/Proyecto_1/Manuales/Manual_Tecnico_[WIP].docx
@@ -36,7 +36,25 @@
           <w:sz w:val="40"/>
           <w:szCs w:val="40"/>
         </w:rPr>
-        <w:t xml:space="preserve"> – PRACTICA #1</w:t>
+        <w:t xml:space="preserve"> – </w:t>
+      </w:r>
+      <w:r>
+        <w:rPr>
+          <w:rFonts w:asciiTheme="majorHAnsi" w:eastAsiaTheme="majorEastAsia" w:hAnsiTheme="majorHAnsi" w:cstheme="majorBidi"/>
+          <w:color w:val="0F4761" w:themeColor="accent1" w:themeShade="BF"/>
+          <w:sz w:val="40"/>
+          <w:szCs w:val="40"/>
+        </w:rPr>
+        <w:t>PROYECTO</w:t>
+      </w:r>
+      <w:r>
+        <w:rPr>
+          <w:rFonts w:asciiTheme="majorHAnsi" w:eastAsiaTheme="majorEastAsia" w:hAnsiTheme="majorHAnsi" w:cstheme="majorBidi"/>
+          <w:color w:val="0F4761" w:themeColor="accent1" w:themeShade="BF"/>
+          <w:sz w:val="40"/>
+          <w:szCs w:val="40"/>
+        </w:rPr>
+        <w:t xml:space="preserve"> #1</w:t>
       </w:r>
     </w:p>
     <w:p>
@@ -68,31 +86,10 @@
         <w:t>de lectura de archivos y estructuras</w:t>
       </w:r>
       <w:r>
-        <w:t xml:space="preserve">. Con el fin de aplicarlos a lenguaje de programación formal con el fin de fomentar y fortaleces prácticas en leguaje real, la </w:t>
-      </w:r>
-      <w:proofErr w:type="spellStart"/>
-      <w:r>
-        <w:t>practica</w:t>
-      </w:r>
-      <w:proofErr w:type="spellEnd"/>
-      <w:r>
-        <w:t xml:space="preserve"> se </w:t>
-      </w:r>
-      <w:proofErr w:type="spellStart"/>
-      <w:r>
-        <w:t>llevo</w:t>
-      </w:r>
-      <w:proofErr w:type="spellEnd"/>
-      <w:r>
-        <w:t xml:space="preserve"> a cabo en la aplicación para escritorios “</w:t>
-      </w:r>
-      <w:proofErr w:type="spellStart"/>
-      <w:r>
-        <w:t>Codeblocks</w:t>
-      </w:r>
-      <w:proofErr w:type="spellEnd"/>
-      <w:r>
-        <w:t>” Utilizando el lenguaje C+++.</w:t>
+        <w:t>. Con el fin de aplicarlos a lenguaje de programación formal con el fin de fomentar y fortaleces prácticas en leguaje real, la practica se llevo a cabo en la aplicación para escritorios “</w:t>
+      </w:r>
+      <w:r>
+        <w:t>Codeblocks” Utilizando el lenguaje C+++.</w:t>
       </w:r>
     </w:p>
     <w:p>
@@ -104,26 +101,29 @@
           <w:noProof/>
         </w:rPr>
         <w:drawing>
-          <wp:anchor distT="0" distB="0" distL="114300" distR="114300" simplePos="0" relativeHeight="251658240" behindDoc="1" locked="0" layoutInCell="1" allowOverlap="1" wp14:anchorId="13915520" wp14:editId="204420BD">
+          <wp:anchor distT="0" distB="0" distL="114300" distR="114300" simplePos="0" relativeHeight="251660288" behindDoc="1" locked="0" layoutInCell="1" allowOverlap="1" wp14:anchorId="1B86C023" wp14:editId="33D4D85D">
             <wp:simplePos x="0" y="0"/>
             <wp:positionH relativeFrom="column">
-              <wp:posOffset>2130425</wp:posOffset>
+              <wp:posOffset>3320415</wp:posOffset>
             </wp:positionH>
             <wp:positionV relativeFrom="paragraph">
-              <wp:posOffset>315633</wp:posOffset>
+              <wp:posOffset>14605</wp:posOffset>
             </wp:positionV>
-            <wp:extent cx="3380740" cy="1458595"/>
-            <wp:effectExtent l="0" t="0" r="0" b="8255"/>
+            <wp:extent cx="2381250" cy="1704975"/>
+            <wp:effectExtent l="0" t="0" r="0" b="9525"/>
             <wp:wrapTight wrapText="bothSides">
               <wp:wrapPolygon edited="0">
-                <wp:start x="0" y="0"/>
-                <wp:lineTo x="0" y="21440"/>
-                <wp:lineTo x="21421" y="21440"/>
-                <wp:lineTo x="21421" y="0"/>
-                <wp:lineTo x="0" y="0"/>
+                <wp:start x="1901" y="0"/>
+                <wp:lineTo x="0" y="2896"/>
+                <wp:lineTo x="0" y="21479"/>
+                <wp:lineTo x="19526" y="21479"/>
+                <wp:lineTo x="19699" y="21479"/>
+                <wp:lineTo x="21427" y="18583"/>
+                <wp:lineTo x="21427" y="0"/>
+                <wp:lineTo x="1901" y="0"/>
               </wp:wrapPolygon>
             </wp:wrapTight>
-            <wp:docPr id="1676821651" name="Imagen 1" descr="CodeBlocks User Manual"/>
+            <wp:docPr id="482018025" name="Imagen 1" descr="Qt (software) - Wikipedia"/>
             <wp:cNvGraphicFramePr>
               <a:graphicFrameLocks xmlns:a="http://schemas.openxmlformats.org/drawingml/2006/main" noChangeAspect="1"/>
             </wp:cNvGraphicFramePr>
@@ -131,13 +131,13 @@
               <a:graphicData uri="http://schemas.openxmlformats.org/drawingml/2006/picture">
                 <pic:pic xmlns:pic="http://schemas.openxmlformats.org/drawingml/2006/picture">
                   <pic:nvPicPr>
-                    <pic:cNvPr id="0" name="Picture 1" descr="CodeBlocks User Manual"/>
+                    <pic:cNvPr id="0" name="Picture 1" descr="Qt (software) - Wikipedia"/>
                     <pic:cNvPicPr>
                       <a:picLocks noChangeAspect="1" noChangeArrowheads="1"/>
                     </pic:cNvPicPr>
                   </pic:nvPicPr>
                   <pic:blipFill>
-                    <a:blip r:embed="rId5">
+                    <a:blip r:embed="rId7">
                       <a:extLst>
                         <a:ext uri="{28A0092B-C50C-407E-A947-70E740481C1C}">
                           <a14:useLocalDpi xmlns:a14="http://schemas.microsoft.com/office/drawing/2010/main" val="0"/>
@@ -152,7 +152,7 @@
                   <pic:spPr bwMode="auto">
                     <a:xfrm>
                       <a:off x="0" y="0"/>
-                      <a:ext cx="3380740" cy="1458595"/>
+                      <a:ext cx="2381250" cy="1704975"/>
                     </a:xfrm>
                     <a:prstGeom prst="rect">
                       <a:avLst/>
@@ -165,12 +165,6 @@
                 </pic:pic>
               </a:graphicData>
             </a:graphic>
-            <wp14:sizeRelH relativeFrom="margin">
-              <wp14:pctWidth>0</wp14:pctWidth>
-            </wp14:sizeRelH>
-            <wp14:sizeRelV relativeFrom="margin">
-              <wp14:pctHeight>0</wp14:pctHeight>
-            </wp14:sizeRelV>
           </wp:anchor>
         </w:drawing>
       </w:r>
@@ -195,90 +189,47 @@
         <w:ind w:left="360"/>
       </w:pPr>
       <w:r>
-        <w:t xml:space="preserve"> Se utilizo la IDE</w:t>
-      </w:r>
-      <w:r>
         <w:t xml:space="preserve"> </w:t>
       </w:r>
       <w:r>
-        <w:t xml:space="preserve">de código abierto </w:t>
-      </w:r>
-      <w:proofErr w:type="spellStart"/>
-      <w:r>
-        <w:rPr>
-          <w:b/>
-          <w:bCs/>
-        </w:rPr>
-        <w:t>Codeblocks</w:t>
-      </w:r>
-      <w:proofErr w:type="spellEnd"/>
-      <w:r>
-        <w:t xml:space="preserve"> para la escritura, lectura y creación de archivos para esta </w:t>
-      </w:r>
-      <w:r>
-        <w:t>práctica</w:t>
-      </w:r>
-      <w:r>
-        <w:t>.</w:t>
-      </w:r>
-      <w:r>
-        <w:t xml:space="preserve"> La IDE sirve para el desarrollo de programas de consola utilizando el lenguaje C++.</w:t>
-      </w:r>
-      <w:r>
-        <w:t xml:space="preserve"> </w:t>
-      </w:r>
+        <w:t>Se utilize la</w:t>
+      </w:r>
+      <w:r>
+        <w:t xml:space="preserve"> IDE QT Creator 6 (ENTERPRISE / COMMUNITY) para la realización gracias a su soporte de Interfaces graficas.</w:t>
+      </w:r>
+    </w:p>
+    <w:p>
+      <w:pPr>
+        <w:ind w:left="360"/>
+      </w:pPr>
+    </w:p>
+    <w:p>
+      <w:pPr>
+        <w:ind w:left="360"/>
+      </w:pPr>
+    </w:p>
+    <w:p>
+      <w:pPr>
+        <w:ind w:left="360"/>
+      </w:pPr>
+    </w:p>
+    <w:p>
+      <w:pPr>
+        <w:ind w:left="360"/>
+      </w:pPr>
     </w:p>
     <w:p>
       <w:pPr>
         <w:pStyle w:val="Ttulo2"/>
       </w:pPr>
-      <w:proofErr w:type="spellStart"/>
-      <w:r>
-        <w:t>Github</w:t>
-      </w:r>
-      <w:proofErr w:type="spellEnd"/>
-      <w:r>
-        <w:t xml:space="preserve"> /</w:t>
-      </w:r>
-      <w:r>
-        <w:t xml:space="preserve"> </w:t>
-      </w:r>
-      <w:proofErr w:type="spellStart"/>
-      <w:r>
-        <w:t>Github</w:t>
-      </w:r>
-      <w:proofErr w:type="spellEnd"/>
-      <w:r>
-        <w:t xml:space="preserve"> Desktop</w:t>
-      </w:r>
-    </w:p>
-    <w:p>
-      <w:r>
-        <w:t xml:space="preserve">Se utilizo GitHub para crear, almacenar y cambiar el proyecto en tiempo real, Fue de mucha utilidad gracias a su almacenamiento en la nube y poder acceder al repositorio de manera local y remota (Para prueba en otros dispositivos). El uso de GitHub Desktop fue vital para el proyecto, ya que su fácil interfaz, la manera de realizar </w:t>
-      </w:r>
-      <w:proofErr w:type="spellStart"/>
-      <w:r>
-        <w:t>commits</w:t>
-      </w:r>
-      <w:proofErr w:type="spellEnd"/>
-      <w:r>
-        <w:t xml:space="preserve">, </w:t>
-      </w:r>
-      <w:proofErr w:type="spellStart"/>
-      <w:r>
-        <w:t>pushes</w:t>
-      </w:r>
-      <w:proofErr w:type="spellEnd"/>
-      <w:r>
-        <w:t xml:space="preserve"> y </w:t>
-      </w:r>
-      <w:proofErr w:type="spellStart"/>
-      <w:r>
-        <w:t>pulls</w:t>
-      </w:r>
-      <w:proofErr w:type="spellEnd"/>
-      <w:r>
-        <w:t xml:space="preserve"> hace el proceso más fácil que utilizar la consola de Git Bash o CMD, se pueden visualizar los cambios realizados en tiempo real y la capacidad de tener varios repositorios abiertos lo hace versátil.</w:t>
+      <w:r>
+        <w:t>Github / Github Desktop</w:t>
+      </w:r>
+    </w:p>
+    <w:p/>
+    <w:p>
+      <w:r>
+        <w:t>Se utilizo GitHub para crear, almacenar y cambiar el proyecto en tiempo real, Fue de mucha utilidad gracias a su almacenamiento en la nube y poder acceder al repositorio de manera local y remota (Para prueba en otros dispositivos). El uso de GitHub Desktop fue vital para el proyecto, ya que su fácil interfaz, la manera de realizar commits, pushes y pulls hace el proceso más fácil que utilizar la consola de Git Bash o CMD, se pueden visualizar los cambios realizados en tiempo real y la capacidad de tener varios repositorios abiertos lo hace versátil.</w:t>
       </w:r>
     </w:p>
     <w:p>
@@ -292,7 +243,7 @@
           <w:noProof/>
         </w:rPr>
         <w:drawing>
-          <wp:anchor distT="0" distB="0" distL="114300" distR="114300" simplePos="0" relativeHeight="251659264" behindDoc="1" locked="0" layoutInCell="1" allowOverlap="1" wp14:anchorId="64CCAD69" wp14:editId="0ECD4835">
+          <wp:anchor distT="0" distB="0" distL="114300" distR="114300" simplePos="0" relativeHeight="251659264" behindDoc="1" locked="0" layoutInCell="1" allowOverlap="1" wp14:anchorId="64CCAD69" wp14:editId="5D438630">
             <wp:simplePos x="0" y="0"/>
             <wp:positionH relativeFrom="column">
               <wp:posOffset>547838</wp:posOffset>
@@ -323,7 +274,7 @@
                     <pic:cNvPicPr/>
                   </pic:nvPicPr>
                   <pic:blipFill>
-                    <a:blip r:embed="rId6">
+                    <a:blip r:embed="rId8">
                       <a:extLst>
                         <a:ext uri="{28A0092B-C50C-407E-A947-70E740481C1C}">
                           <a14:useLocalDpi xmlns:a14="http://schemas.microsoft.com/office/drawing/2010/main" val="0"/>
@@ -383,6 +334,1462 @@
           <w:u w:val="single"/>
         </w:rPr>
       </w:pPr>
+      <w:r>
+        <w:drawing>
+          <wp:anchor distT="0" distB="0" distL="114300" distR="114300" simplePos="0" relativeHeight="251661312" behindDoc="1" locked="0" layoutInCell="1" allowOverlap="1" wp14:anchorId="63511DE1" wp14:editId="3BE8E254">
+            <wp:simplePos x="0" y="0"/>
+            <wp:positionH relativeFrom="column">
+              <wp:posOffset>1472480</wp:posOffset>
+            </wp:positionH>
+            <wp:positionV relativeFrom="paragraph">
+              <wp:posOffset>262161</wp:posOffset>
+            </wp:positionV>
+            <wp:extent cx="3933825" cy="7182485"/>
+            <wp:effectExtent l="0" t="0" r="9525" b="0"/>
+            <wp:wrapTight wrapText="bothSides">
+              <wp:wrapPolygon edited="0">
+                <wp:start x="0" y="0"/>
+                <wp:lineTo x="0" y="21541"/>
+                <wp:lineTo x="21548" y="21541"/>
+                <wp:lineTo x="21548" y="0"/>
+                <wp:lineTo x="0" y="0"/>
+              </wp:wrapPolygon>
+            </wp:wrapTight>
+            <wp:docPr id="959531445" name="Imagen 1"/>
+            <wp:cNvGraphicFramePr>
+              <a:graphicFrameLocks xmlns:a="http://schemas.openxmlformats.org/drawingml/2006/main" noChangeAspect="1"/>
+            </wp:cNvGraphicFramePr>
+            <a:graphic xmlns:a="http://schemas.openxmlformats.org/drawingml/2006/main">
+              <a:graphicData uri="http://schemas.openxmlformats.org/drawingml/2006/picture">
+                <pic:pic xmlns:pic="http://schemas.openxmlformats.org/drawingml/2006/picture">
+                  <pic:nvPicPr>
+                    <pic:cNvPr id="959531445" name=""/>
+                    <pic:cNvPicPr/>
+                  </pic:nvPicPr>
+                  <pic:blipFill>
+                    <a:blip r:embed="rId9">
+                      <a:extLst>
+                        <a:ext uri="{28A0092B-C50C-407E-A947-70E740481C1C}">
+                          <a14:useLocalDpi xmlns:a14="http://schemas.microsoft.com/office/drawing/2010/main" val="0"/>
+                        </a:ext>
+                      </a:extLst>
+                    </a:blip>
+                    <a:stretch>
+                      <a:fillRect/>
+                    </a:stretch>
+                  </pic:blipFill>
+                  <pic:spPr>
+                    <a:xfrm>
+                      <a:off x="0" y="0"/>
+                      <a:ext cx="3933825" cy="7182485"/>
+                    </a:xfrm>
+                    <a:prstGeom prst="rect">
+                      <a:avLst/>
+                    </a:prstGeom>
+                  </pic:spPr>
+                </pic:pic>
+              </a:graphicData>
+            </a:graphic>
+          </wp:anchor>
+        </w:drawing>
+      </w:r>
+    </w:p>
+    <w:p>
+      <w:pPr>
+        <w:pStyle w:val="Ttulo2"/>
+        <w:rPr>
+          <w:i/>
+          <w:iCs/>
+          <w:sz w:val="40"/>
+          <w:szCs w:val="40"/>
+        </w:rPr>
+      </w:pPr>
+      <w:r>
+        <w:rPr>
+          <w:i/>
+          <w:iCs/>
+          <w:sz w:val="40"/>
+          <w:szCs w:val="40"/>
+        </w:rPr>
+        <w:t>Token</w:t>
+      </w:r>
+      <w:r>
+        <w:rPr>
+          <w:i/>
+          <w:iCs/>
+          <w:sz w:val="40"/>
+          <w:szCs w:val="40"/>
+        </w:rPr>
+        <w:t xml:space="preserve"> y </w:t>
+      </w:r>
+      <w:r>
+        <w:rPr>
+          <w:i/>
+          <w:iCs/>
+          <w:sz w:val="40"/>
+          <w:szCs w:val="40"/>
+        </w:rPr>
+        <w:t>TokenType</w:t>
+      </w:r>
+      <w:r>
+        <w:rPr>
+          <w:i/>
+          <w:iCs/>
+          <w:sz w:val="40"/>
+          <w:szCs w:val="40"/>
+        </w:rPr>
+        <w:t>:</w:t>
+      </w:r>
+    </w:p>
+    <w:p>
+      <w:r>
+        <w:t>TokenType Funciona para identificar tokens que se utilizaran para la lectura de un lexema e identificar el patrón al que pertenecen. Si no están incluidos en el TokenType se considerarán desconocidos para el programa. Por ello es importante declarar un token en el TokenType además de identificar la entrada servirá para leer el documento e identificar que tipo de token pertenece el Lexema</w:t>
+      </w:r>
+    </w:p>
+    <w:p/>
+    <w:p/>
+    <w:p/>
+    <w:p/>
+    <w:p/>
+    <w:p/>
+    <w:p/>
+    <w:p>
+      <w:pPr>
+        <w:rPr>
+          <w:b/>
+          <w:bCs/>
+        </w:rPr>
+      </w:pPr>
+      <w:r>
+        <w:rPr>
+          <w:b/>
+          <w:bCs/>
+        </w:rPr>
+        <w:t>(Token.h; fila 12 a 60)</w:t>
+      </w:r>
+    </w:p>
+    <w:p>
+      <w:r>
+        <w:br w:type="page"/>
+      </w:r>
+    </w:p>
+    <w:p>
+      <w:pPr>
+        <w:pStyle w:val="Ttulo2"/>
+        <w:rPr>
+          <w:i/>
+          <w:iCs/>
+          <w:sz w:val="40"/>
+          <w:szCs w:val="40"/>
+        </w:rPr>
+      </w:pPr>
+      <w:r>
+        <w:lastRenderedPageBreak/>
+        <w:drawing>
+          <wp:anchor distT="0" distB="0" distL="114300" distR="114300" simplePos="0" relativeHeight="251662336" behindDoc="1" locked="0" layoutInCell="1" allowOverlap="1" wp14:anchorId="65D620BE" wp14:editId="0A88C279">
+            <wp:simplePos x="0" y="0"/>
+            <wp:positionH relativeFrom="column">
+              <wp:posOffset>2085568</wp:posOffset>
+            </wp:positionH>
+            <wp:positionV relativeFrom="paragraph">
+              <wp:posOffset>601184</wp:posOffset>
+            </wp:positionV>
+            <wp:extent cx="3771900" cy="5991860"/>
+            <wp:effectExtent l="0" t="0" r="0" b="8890"/>
+            <wp:wrapTight wrapText="bothSides">
+              <wp:wrapPolygon edited="0">
+                <wp:start x="0" y="0"/>
+                <wp:lineTo x="0" y="21563"/>
+                <wp:lineTo x="21494" y="21563"/>
+                <wp:lineTo x="21494" y="0"/>
+                <wp:lineTo x="0" y="0"/>
+              </wp:wrapPolygon>
+            </wp:wrapTight>
+            <wp:docPr id="961469145" name="Imagen 1"/>
+            <wp:cNvGraphicFramePr>
+              <a:graphicFrameLocks xmlns:a="http://schemas.openxmlformats.org/drawingml/2006/main" noChangeAspect="1"/>
+            </wp:cNvGraphicFramePr>
+            <a:graphic xmlns:a="http://schemas.openxmlformats.org/drawingml/2006/main">
+              <a:graphicData uri="http://schemas.openxmlformats.org/drawingml/2006/picture">
+                <pic:pic xmlns:pic="http://schemas.openxmlformats.org/drawingml/2006/picture">
+                  <pic:nvPicPr>
+                    <pic:cNvPr id="961469145" name=""/>
+                    <pic:cNvPicPr/>
+                  </pic:nvPicPr>
+                  <pic:blipFill>
+                    <a:blip r:embed="rId10">
+                      <a:extLst>
+                        <a:ext uri="{28A0092B-C50C-407E-A947-70E740481C1C}">
+                          <a14:useLocalDpi xmlns:a14="http://schemas.microsoft.com/office/drawing/2010/main" val="0"/>
+                        </a:ext>
+                      </a:extLst>
+                    </a:blip>
+                    <a:stretch>
+                      <a:fillRect/>
+                    </a:stretch>
+                  </pic:blipFill>
+                  <pic:spPr>
+                    <a:xfrm>
+                      <a:off x="0" y="0"/>
+                      <a:ext cx="3771900" cy="5991860"/>
+                    </a:xfrm>
+                    <a:prstGeom prst="rect">
+                      <a:avLst/>
+                    </a:prstGeom>
+                  </pic:spPr>
+                </pic:pic>
+              </a:graphicData>
+            </a:graphic>
+            <wp14:sizeRelH relativeFrom="margin">
+              <wp14:pctWidth>0</wp14:pctWidth>
+            </wp14:sizeRelH>
+          </wp:anchor>
+        </w:drawing>
+      </w:r>
+      <w:r>
+        <w:br/>
+      </w:r>
+      <w:r>
+        <w:rPr>
+          <w:i/>
+          <w:iCs/>
+          <w:sz w:val="40"/>
+          <w:szCs w:val="40"/>
+        </w:rPr>
+        <w:t>Estructuras de Datos</w:t>
+      </w:r>
+      <w:r>
+        <w:rPr>
+          <w:i/>
+          <w:iCs/>
+          <w:sz w:val="40"/>
+          <w:szCs w:val="40"/>
+        </w:rPr>
+        <w:t>:</w:t>
+      </w:r>
+    </w:p>
+    <w:p>
+      <w:r>
+        <w:t xml:space="preserve">Las estructuras de datos sirven para almacenar los datos leídos en sus respectivas estructuras, por </w:t>
+      </w:r>
+      <w:proofErr w:type="gramStart"/>
+      <w:r>
+        <w:t>ejemplo</w:t>
+      </w:r>
+      <w:proofErr w:type="gramEnd"/>
+      <w:r>
+        <w:t xml:space="preserve"> los datos que contienen un medico tendrán una estructura a seguir,</w:t>
+      </w:r>
+    </w:p>
+    <w:p>
+      <w:r>
+        <w:t>Esto se hace para que al tener que comparar valores, identificar o leer en si lo recopilado no sea un dolo de cabeza tener todo en un solo vector o estructura.</w:t>
+      </w:r>
+    </w:p>
+    <w:p>
+      <w:r>
+        <w:t>Ademas debe ser declarado 2 veces para LexicalAnalyzer.cpp y mainwindow.cpp</w:t>
+      </w:r>
+      <w:r>
+        <w:br/>
+      </w:r>
+    </w:p>
+    <w:p/>
+    <w:p/>
+    <w:p/>
+    <w:p/>
+    <w:p/>
+    <w:p>
+      <w:r>
+        <w:br/>
+      </w:r>
+    </w:p>
+    <w:p/>
+    <w:p/>
+    <w:p>
+      <w:pPr>
+        <w:rPr>
+          <w:b/>
+          <w:bCs/>
+        </w:rPr>
+      </w:pPr>
+      <w:r>
+        <w:rPr>
+          <w:b/>
+          <w:bCs/>
+        </w:rPr>
+        <w:t>(</w:t>
+      </w:r>
+      <w:r>
+        <w:rPr>
+          <w:b/>
+          <w:bCs/>
+        </w:rPr>
+        <w:t>LexicalAnalyzer</w:t>
+      </w:r>
+      <w:r>
+        <w:rPr>
+          <w:b/>
+          <w:bCs/>
+        </w:rPr>
+        <w:t xml:space="preserve">.h; fila </w:t>
+      </w:r>
+      <w:r>
+        <w:rPr>
+          <w:b/>
+          <w:bCs/>
+        </w:rPr>
+        <w:t>8</w:t>
+      </w:r>
+      <w:r>
+        <w:rPr>
+          <w:b/>
+          <w:bCs/>
+        </w:rPr>
+        <w:t xml:space="preserve"> a </w:t>
+      </w:r>
+      <w:r>
+        <w:rPr>
+          <w:b/>
+          <w:bCs/>
+        </w:rPr>
+        <w:t>48</w:t>
+      </w:r>
+      <w:r>
+        <w:rPr>
+          <w:b/>
+          <w:bCs/>
+        </w:rPr>
+        <w:t>)</w:t>
+      </w:r>
+    </w:p>
+    <w:p>
+      <w:r>
+        <w:drawing>
+          <wp:anchor distT="0" distB="0" distL="114300" distR="114300" simplePos="0" relativeHeight="251663360" behindDoc="1" locked="0" layoutInCell="1" allowOverlap="1" wp14:anchorId="2A83603C" wp14:editId="3B152403">
+            <wp:simplePos x="0" y="0"/>
+            <wp:positionH relativeFrom="column">
+              <wp:posOffset>2085340</wp:posOffset>
+            </wp:positionH>
+            <wp:positionV relativeFrom="paragraph">
+              <wp:posOffset>169773</wp:posOffset>
+            </wp:positionV>
+            <wp:extent cx="3515216" cy="1428949"/>
+            <wp:effectExtent l="0" t="0" r="9525" b="0"/>
+            <wp:wrapTight wrapText="bothSides">
+              <wp:wrapPolygon edited="0">
+                <wp:start x="0" y="0"/>
+                <wp:lineTo x="0" y="21312"/>
+                <wp:lineTo x="21541" y="21312"/>
+                <wp:lineTo x="21541" y="0"/>
+                <wp:lineTo x="0" y="0"/>
+              </wp:wrapPolygon>
+            </wp:wrapTight>
+            <wp:docPr id="674617836" name="Imagen 1"/>
+            <wp:cNvGraphicFramePr>
+              <a:graphicFrameLocks xmlns:a="http://schemas.openxmlformats.org/drawingml/2006/main" noChangeAspect="1"/>
+            </wp:cNvGraphicFramePr>
+            <a:graphic xmlns:a="http://schemas.openxmlformats.org/drawingml/2006/main">
+              <a:graphicData uri="http://schemas.openxmlformats.org/drawingml/2006/picture">
+                <pic:pic xmlns:pic="http://schemas.openxmlformats.org/drawingml/2006/picture">
+                  <pic:nvPicPr>
+                    <pic:cNvPr id="674617836" name=""/>
+                    <pic:cNvPicPr/>
+                  </pic:nvPicPr>
+                  <pic:blipFill>
+                    <a:blip r:embed="rId11">
+                      <a:extLst>
+                        <a:ext uri="{28A0092B-C50C-407E-A947-70E740481C1C}">
+                          <a14:useLocalDpi xmlns:a14="http://schemas.microsoft.com/office/drawing/2010/main" val="0"/>
+                        </a:ext>
+                      </a:extLst>
+                    </a:blip>
+                    <a:stretch>
+                      <a:fillRect/>
+                    </a:stretch>
+                  </pic:blipFill>
+                  <pic:spPr>
+                    <a:xfrm>
+                      <a:off x="0" y="0"/>
+                      <a:ext cx="3515216" cy="1428949"/>
+                    </a:xfrm>
+                    <a:prstGeom prst="rect">
+                      <a:avLst/>
+                    </a:prstGeom>
+                  </pic:spPr>
+                </pic:pic>
+              </a:graphicData>
+            </a:graphic>
+          </wp:anchor>
+        </w:drawing>
+      </w:r>
+    </w:p>
+    <w:p>
+      <w:pPr>
+        <w:rPr>
+          <w:b/>
+          <w:bCs/>
+        </w:rPr>
+      </w:pPr>
+      <w:r>
+        <w:rPr>
+          <w:b/>
+          <w:bCs/>
+        </w:rPr>
+        <w:t>(</w:t>
+      </w:r>
+      <w:r>
+        <w:rPr>
+          <w:b/>
+          <w:bCs/>
+        </w:rPr>
+        <w:t>mainWindow</w:t>
+      </w:r>
+      <w:r>
+        <w:rPr>
+          <w:b/>
+          <w:bCs/>
+        </w:rPr>
+        <w:t xml:space="preserve">.h; fila </w:t>
+      </w:r>
+      <w:r>
+        <w:rPr>
+          <w:b/>
+          <w:bCs/>
+        </w:rPr>
+        <w:t>45</w:t>
+      </w:r>
+      <w:r>
+        <w:rPr>
+          <w:b/>
+          <w:bCs/>
+        </w:rPr>
+        <w:t xml:space="preserve"> a </w:t>
+      </w:r>
+      <w:r>
+        <w:rPr>
+          <w:b/>
+          <w:bCs/>
+        </w:rPr>
+        <w:t>51</w:t>
+      </w:r>
+      <w:r>
+        <w:rPr>
+          <w:b/>
+          <w:bCs/>
+        </w:rPr>
+        <w:t>)</w:t>
+      </w:r>
+    </w:p>
+    <w:p>
+      <w:r>
+        <w:br w:type="page"/>
+      </w:r>
+    </w:p>
+    <w:p>
+      <w:pPr>
+        <w:pStyle w:val="Ttulo2"/>
+        <w:rPr>
+          <w:i/>
+          <w:iCs/>
+          <w:sz w:val="40"/>
+          <w:szCs w:val="40"/>
+        </w:rPr>
+      </w:pPr>
+      <w:r>
+        <w:rPr>
+          <w:i/>
+          <w:iCs/>
+          <w:sz w:val="40"/>
+          <w:szCs w:val="40"/>
+        </w:rPr>
+        <w:lastRenderedPageBreak/>
+        <w:t>LexicalAnalyzer.h</w:t>
+      </w:r>
+      <w:r>
+        <w:rPr>
+          <w:i/>
+          <w:iCs/>
+          <w:sz w:val="40"/>
+          <w:szCs w:val="40"/>
+        </w:rPr>
+        <w:t>:</w:t>
+      </w:r>
+    </w:p>
+    <w:p>
+      <w:r>
+        <w:t>Clase que contiene los vectores para almacenar datos (</w:t>
+      </w:r>
+      <w:proofErr w:type="gramStart"/>
+      <w:r>
+        <w:t>Medicos,Pacientes</w:t>
+      </w:r>
+      <w:proofErr w:type="gramEnd"/>
+      <w:r>
+        <w:t>,</w:t>
+      </w:r>
+      <w:proofErr w:type="gramStart"/>
+      <w:r>
+        <w:t>Citas,Diagnosticos</w:t>
+      </w:r>
+      <w:proofErr w:type="gramEnd"/>
+      <w:r>
+        <w:t xml:space="preserve"> y errores Lexicos), además de implementar todas las funciones necesarias para ser implementadas en mainwindow.cpp, sirve para ser utilizado en otras clases, inicializar y definir sus métodos para la utilización de los mismo, también utilizar los valores guardados o guardar valores en los vectores.</w:t>
+      </w:r>
+    </w:p>
+    <w:p>
+      <w:r>
+        <w:drawing>
+          <wp:inline distT="0" distB="0" distL="0" distR="0" wp14:anchorId="6CBA231F" wp14:editId="291C73D5">
+            <wp:extent cx="5612130" cy="6209030"/>
+            <wp:effectExtent l="0" t="0" r="7620" b="1270"/>
+            <wp:docPr id="246965573" name="Imagen 1"/>
+            <wp:cNvGraphicFramePr>
+              <a:graphicFrameLocks xmlns:a="http://schemas.openxmlformats.org/drawingml/2006/main" noChangeAspect="1"/>
+            </wp:cNvGraphicFramePr>
+            <a:graphic xmlns:a="http://schemas.openxmlformats.org/drawingml/2006/main">
+              <a:graphicData uri="http://schemas.openxmlformats.org/drawingml/2006/picture">
+                <pic:pic xmlns:pic="http://schemas.openxmlformats.org/drawingml/2006/picture">
+                  <pic:nvPicPr>
+                    <pic:cNvPr id="246965573" name=""/>
+                    <pic:cNvPicPr/>
+                  </pic:nvPicPr>
+                  <pic:blipFill>
+                    <a:blip r:embed="rId12"/>
+                    <a:stretch>
+                      <a:fillRect/>
+                    </a:stretch>
+                  </pic:blipFill>
+                  <pic:spPr>
+                    <a:xfrm>
+                      <a:off x="0" y="0"/>
+                      <a:ext cx="5612130" cy="6209030"/>
+                    </a:xfrm>
+                    <a:prstGeom prst="rect">
+                      <a:avLst/>
+                    </a:prstGeom>
+                  </pic:spPr>
+                </pic:pic>
+              </a:graphicData>
+            </a:graphic>
+          </wp:inline>
+        </w:drawing>
+      </w:r>
+      <w:r>
+        <w:br w:type="page"/>
+      </w:r>
+    </w:p>
+    <w:p>
+      <w:pPr>
+        <w:pStyle w:val="Ttulo2"/>
+        <w:rPr>
+          <w:i/>
+          <w:iCs/>
+          <w:sz w:val="40"/>
+          <w:szCs w:val="40"/>
+        </w:rPr>
+      </w:pPr>
+      <w:r>
+        <w:rPr>
+          <w:i/>
+          <w:iCs/>
+          <w:sz w:val="40"/>
+          <w:szCs w:val="40"/>
+        </w:rPr>
+        <w:lastRenderedPageBreak/>
+        <w:t>LexicalAnalyzer</w:t>
+      </w:r>
+      <w:r>
+        <w:rPr>
+          <w:i/>
+          <w:iCs/>
+          <w:sz w:val="40"/>
+          <w:szCs w:val="40"/>
+        </w:rPr>
+        <w:t>-</w:t>
+      </w:r>
+      <w:r>
+        <w:rPr>
+          <w:i/>
+          <w:iCs/>
+          <w:sz w:val="40"/>
+          <w:szCs w:val="40"/>
+        </w:rPr>
+        <w:t>helpers</w:t>
+      </w:r>
+    </w:p>
+    <w:p>
+      <w:r>
+        <w:t>Aca es una colección de múltiples funciones para lexicalAnalyzer.cpp</w:t>
+      </w:r>
+    </w:p>
+    <w:p>
+      <w:r>
+        <w:drawing>
+          <wp:inline distT="0" distB="0" distL="0" distR="0" wp14:anchorId="1ECB3C5D" wp14:editId="2BFF8C02">
+            <wp:extent cx="5612130" cy="2426335"/>
+            <wp:effectExtent l="0" t="0" r="7620" b="0"/>
+            <wp:docPr id="255100477" name="Imagen 1"/>
+            <wp:cNvGraphicFramePr>
+              <a:graphicFrameLocks xmlns:a="http://schemas.openxmlformats.org/drawingml/2006/main" noChangeAspect="1"/>
+            </wp:cNvGraphicFramePr>
+            <a:graphic xmlns:a="http://schemas.openxmlformats.org/drawingml/2006/main">
+              <a:graphicData uri="http://schemas.openxmlformats.org/drawingml/2006/picture">
+                <pic:pic xmlns:pic="http://schemas.openxmlformats.org/drawingml/2006/picture">
+                  <pic:nvPicPr>
+                    <pic:cNvPr id="255100477" name=""/>
+                    <pic:cNvPicPr/>
+                  </pic:nvPicPr>
+                  <pic:blipFill>
+                    <a:blip r:embed="rId13"/>
+                    <a:stretch>
+                      <a:fillRect/>
+                    </a:stretch>
+                  </pic:blipFill>
+                  <pic:spPr>
+                    <a:xfrm>
+                      <a:off x="0" y="0"/>
+                      <a:ext cx="5612130" cy="2426335"/>
+                    </a:xfrm>
+                    <a:prstGeom prst="rect">
+                      <a:avLst/>
+                    </a:prstGeom>
+                  </pic:spPr>
+                </pic:pic>
+              </a:graphicData>
+            </a:graphic>
+          </wp:inline>
+        </w:drawing>
+      </w:r>
+    </w:p>
+    <w:p>
+      <w:pPr>
+        <w:pStyle w:val="Prrafodelista"/>
+        <w:numPr>
+          <w:ilvl w:val="0"/>
+          <w:numId w:val="2"/>
+        </w:numPr>
+      </w:pPr>
+      <w:proofErr w:type="gramStart"/>
+      <w:r>
+        <w:t>Actual(</w:t>
+      </w:r>
+      <w:proofErr w:type="gramEnd"/>
+      <w:r>
+        <w:t xml:space="preserve">): esta función retoran un char como respuesta si la posición es inferior al tamaño del lexema y saber DONDE esta leyendo actualmente en el </w:t>
+      </w:r>
+      <w:proofErr w:type="gramStart"/>
+      <w:r>
+        <w:t>documento .med</w:t>
+      </w:r>
+      <w:proofErr w:type="gramEnd"/>
+    </w:p>
+    <w:p>
+      <w:pPr>
+        <w:pStyle w:val="Prrafodelista"/>
+        <w:numPr>
+          <w:ilvl w:val="0"/>
+          <w:numId w:val="2"/>
+        </w:numPr>
+      </w:pPr>
+      <w:proofErr w:type="gramStart"/>
+      <w:r>
+        <w:t>Avanzar(</w:t>
+      </w:r>
+      <w:proofErr w:type="gramEnd"/>
+      <w:r>
+        <w:t>); esta function se c</w:t>
+      </w:r>
+      <w:r>
+        <w:t xml:space="preserve">omplementa con </w:t>
+      </w:r>
+      <w:proofErr w:type="gramStart"/>
+      <w:r>
+        <w:t>Actual();,</w:t>
+      </w:r>
+      <w:proofErr w:type="gramEnd"/>
+      <w:r>
+        <w:t xml:space="preserve"> retornando el valor posterior incrementando la posición donde esta en el documento.</w:t>
+      </w:r>
+    </w:p>
+    <w:p>
+      <w:pPr>
+        <w:pStyle w:val="Prrafodelista"/>
+        <w:numPr>
+          <w:ilvl w:val="0"/>
+          <w:numId w:val="2"/>
+        </w:numPr>
+      </w:pPr>
+      <w:proofErr w:type="gramStart"/>
+      <w:r>
+        <w:t>saltarBlancos(</w:t>
+      </w:r>
+      <w:proofErr w:type="gramEnd"/>
+      <w:r>
+        <w:t>); salta espacios en blancos.</w:t>
+      </w:r>
+    </w:p>
+    <w:p>
+      <w:pPr>
+        <w:pStyle w:val="Prrafodelista"/>
+        <w:numPr>
+          <w:ilvl w:val="0"/>
+          <w:numId w:val="2"/>
+        </w:numPr>
+      </w:pPr>
+      <w:proofErr w:type="gramStart"/>
+      <w:r>
+        <w:t>registrarError(</w:t>
+      </w:r>
+      <w:proofErr w:type="gramEnd"/>
+      <w:r>
+        <w:t>): Si detecta un error léxico, lo envia al vector de ErrorLexico para guardarlo en su uso posterior</w:t>
+      </w:r>
+    </w:p>
+    <w:p>
+      <w:pPr>
+        <w:pStyle w:val="Ttulo2"/>
+        <w:rPr>
+          <w:i/>
+          <w:iCs/>
+          <w:sz w:val="40"/>
+          <w:szCs w:val="40"/>
+        </w:rPr>
+      </w:pPr>
+      <w:proofErr w:type="gramStart"/>
+      <w:r>
+        <w:rPr>
+          <w:i/>
+          <w:iCs/>
+          <w:sz w:val="40"/>
+          <w:szCs w:val="40"/>
+        </w:rPr>
+        <w:t>LexicalAnalyzer</w:t>
+      </w:r>
+      <w:r>
+        <w:rPr>
+          <w:i/>
+          <w:iCs/>
+          <w:sz w:val="40"/>
+          <w:szCs w:val="40"/>
+        </w:rPr>
+        <w:t>::</w:t>
+      </w:r>
+      <w:proofErr w:type="gramEnd"/>
+      <w:r>
+        <w:rPr>
+          <w:i/>
+          <w:iCs/>
+          <w:sz w:val="40"/>
+          <w:szCs w:val="40"/>
+        </w:rPr>
+        <w:t>leerString y LeerNumeros</w:t>
+      </w:r>
+    </w:p>
+    <w:p>
+      <w:r>
+        <w:t>Funciones como su nombre lo dicen sirven principalmente para leer entradas como strings o números (IMPORTANTE PARA EL REGISTRO DE FECHAS)</w:t>
+      </w:r>
+    </w:p>
+    <w:p>
+      <w:r>
+        <w:drawing>
+          <wp:inline distT="0" distB="0" distL="0" distR="0" wp14:anchorId="26090CAB" wp14:editId="0D2775EF">
+            <wp:extent cx="5470634" cy="2766263"/>
+            <wp:effectExtent l="0" t="0" r="0" b="0"/>
+            <wp:docPr id="1905366451" name="Imagen 1"/>
+            <wp:cNvGraphicFramePr>
+              <a:graphicFrameLocks xmlns:a="http://schemas.openxmlformats.org/drawingml/2006/main" noChangeAspect="1"/>
+            </wp:cNvGraphicFramePr>
+            <a:graphic xmlns:a="http://schemas.openxmlformats.org/drawingml/2006/main">
+              <a:graphicData uri="http://schemas.openxmlformats.org/drawingml/2006/picture">
+                <pic:pic xmlns:pic="http://schemas.openxmlformats.org/drawingml/2006/picture">
+                  <pic:nvPicPr>
+                    <pic:cNvPr id="1905366451" name=""/>
+                    <pic:cNvPicPr/>
+                  </pic:nvPicPr>
+                  <pic:blipFill>
+                    <a:blip r:embed="rId14"/>
+                    <a:stretch>
+                      <a:fillRect/>
+                    </a:stretch>
+                  </pic:blipFill>
+                  <pic:spPr>
+                    <a:xfrm>
+                      <a:off x="0" y="0"/>
+                      <a:ext cx="5495083" cy="2778626"/>
+                    </a:xfrm>
+                    <a:prstGeom prst="rect">
+                      <a:avLst/>
+                    </a:prstGeom>
+                  </pic:spPr>
+                </pic:pic>
+              </a:graphicData>
+            </a:graphic>
+          </wp:inline>
+        </w:drawing>
+      </w:r>
+    </w:p>
+    <w:p>
+      <w:pPr>
+        <w:pStyle w:val="Ttulo1"/>
+        <w:rPr>
+          <w:sz w:val="22"/>
+          <w:szCs w:val="22"/>
+        </w:rPr>
+      </w:pPr>
+      <w:proofErr w:type="gramStart"/>
+      <w:r>
+        <w:lastRenderedPageBreak/>
+        <w:t>LexicalAnalyzer</w:t>
+      </w:r>
+      <w:r>
+        <w:t>::siguenteToken(</w:t>
+      </w:r>
+      <w:proofErr w:type="gramEnd"/>
+      <w:r>
+        <w:t>)</w:t>
+      </w:r>
+    </w:p>
+    <w:p>
+      <w:r>
+        <w:t>Esta función es el AFD principal que se encarga de leer los tokens según el lexema que se introduzca, según su posición y la entrada devuelve una estructura de tipo TOKEN con lo que se leyó.</w:t>
+      </w:r>
+      <w:r>
+        <w:t xml:space="preserve">, también tiene funciones importantes como </w:t>
+      </w:r>
+      <w:proofErr w:type="gramStart"/>
+      <w:r>
+        <w:t>leerNum,RegistrarError</w:t>
+      </w:r>
+      <w:proofErr w:type="gramEnd"/>
+    </w:p>
+    <w:p>
+      <w:r>
+        <w:rPr>
+          <w:noProof/>
+        </w:rPr>
+        <w:drawing>
+          <wp:anchor distT="0" distB="0" distL="114300" distR="114300" simplePos="0" relativeHeight="251665408" behindDoc="1" locked="0" layoutInCell="1" allowOverlap="1" wp14:anchorId="5350673C" wp14:editId="28D3DF51">
+            <wp:simplePos x="0" y="0"/>
+            <wp:positionH relativeFrom="column">
+              <wp:posOffset>-398325</wp:posOffset>
+            </wp:positionH>
+            <wp:positionV relativeFrom="paragraph">
+              <wp:posOffset>312828</wp:posOffset>
+            </wp:positionV>
+            <wp:extent cx="6352540" cy="3193415"/>
+            <wp:effectExtent l="0" t="0" r="0" b="6985"/>
+            <wp:wrapTight wrapText="bothSides">
+              <wp:wrapPolygon edited="0">
+                <wp:start x="0" y="0"/>
+                <wp:lineTo x="0" y="21518"/>
+                <wp:lineTo x="21505" y="21518"/>
+                <wp:lineTo x="21505" y="0"/>
+                <wp:lineTo x="0" y="0"/>
+              </wp:wrapPolygon>
+            </wp:wrapTight>
+            <wp:docPr id="372566702" name="Imagen 1"/>
+            <wp:cNvGraphicFramePr>
+              <a:graphicFrameLocks xmlns:a="http://schemas.openxmlformats.org/drawingml/2006/main" noChangeAspect="1"/>
+            </wp:cNvGraphicFramePr>
+            <a:graphic xmlns:a="http://schemas.openxmlformats.org/drawingml/2006/main">
+              <a:graphicData uri="http://schemas.openxmlformats.org/drawingml/2006/picture">
+                <pic:pic xmlns:pic="http://schemas.openxmlformats.org/drawingml/2006/picture">
+                  <pic:nvPicPr>
+                    <pic:cNvPr id="372566702" name=""/>
+                    <pic:cNvPicPr/>
+                  </pic:nvPicPr>
+                  <pic:blipFill>
+                    <a:blip r:embed="rId15">
+                      <a:extLst>
+                        <a:ext uri="{28A0092B-C50C-407E-A947-70E740481C1C}">
+                          <a14:useLocalDpi xmlns:a14="http://schemas.microsoft.com/office/drawing/2010/main" val="0"/>
+                        </a:ext>
+                      </a:extLst>
+                    </a:blip>
+                    <a:stretch>
+                      <a:fillRect/>
+                    </a:stretch>
+                  </pic:blipFill>
+                  <pic:spPr>
+                    <a:xfrm>
+                      <a:off x="0" y="0"/>
+                      <a:ext cx="6352540" cy="3193415"/>
+                    </a:xfrm>
+                    <a:prstGeom prst="rect">
+                      <a:avLst/>
+                    </a:prstGeom>
+                  </pic:spPr>
+                </pic:pic>
+              </a:graphicData>
+            </a:graphic>
+            <wp14:sizeRelH relativeFrom="margin">
+              <wp14:pctWidth>0</wp14:pctWidth>
+            </wp14:sizeRelH>
+            <wp14:sizeRelV relativeFrom="margin">
+              <wp14:pctHeight>0</wp14:pctHeight>
+            </wp14:sizeRelV>
+          </wp:anchor>
+        </w:drawing>
+      </w:r>
+    </w:p>
+    <w:p/>
+    <w:p>
+      <w:pPr>
+        <w:pStyle w:val="Ttulo1"/>
+        <w:rPr>
+          <w:sz w:val="22"/>
+          <w:szCs w:val="22"/>
+        </w:rPr>
+      </w:pPr>
+      <w:proofErr w:type="gramStart"/>
+      <w:r>
+        <w:t>LexicalAnalyzer::</w:t>
+      </w:r>
+      <w:proofErr w:type="gramEnd"/>
+      <w:r>
+        <w:t>leerPalabraReservada</w:t>
+      </w:r>
+    </w:p>
+    <w:p>
+      <w:r>
+        <w:t>Esta función lee si el lexema es igual a una palabra reservada devuelve un Token para ser almacenado con la información de que tipo es y su ubicación en el archivo</w:t>
+      </w:r>
+    </w:p>
+    <w:p/>
+    <w:p/>
+    <w:p/>
+    <w:p/>
+    <w:p/>
+    <w:p/>
+    <w:p/>
+    <w:p/>
+    <w:p>
+      <w:pPr>
+        <w:pStyle w:val="Ttulo1"/>
+        <w:rPr>
+          <w:sz w:val="22"/>
+          <w:szCs w:val="22"/>
+        </w:rPr>
+      </w:pPr>
+      <w:proofErr w:type="gramStart"/>
+      <w:r>
+        <w:lastRenderedPageBreak/>
+        <w:t>LexicalAnalyzer::</w:t>
+      </w:r>
+      <w:proofErr w:type="gramEnd"/>
+      <w:r>
+        <w:t>tokenize</w:t>
+      </w:r>
+    </w:p>
+    <w:p>
+      <w:r>
+        <w:drawing>
+          <wp:anchor distT="0" distB="0" distL="114300" distR="114300" simplePos="0" relativeHeight="251666432" behindDoc="1" locked="0" layoutInCell="1" allowOverlap="1" wp14:anchorId="0A993E67" wp14:editId="739A08FB">
+            <wp:simplePos x="0" y="0"/>
+            <wp:positionH relativeFrom="column">
+              <wp:posOffset>-86623</wp:posOffset>
+            </wp:positionH>
+            <wp:positionV relativeFrom="paragraph">
+              <wp:posOffset>418990</wp:posOffset>
+            </wp:positionV>
+            <wp:extent cx="5612130" cy="5010150"/>
+            <wp:effectExtent l="0" t="0" r="7620" b="0"/>
+            <wp:wrapTight wrapText="bothSides">
+              <wp:wrapPolygon edited="0">
+                <wp:start x="0" y="0"/>
+                <wp:lineTo x="0" y="21518"/>
+                <wp:lineTo x="21556" y="21518"/>
+                <wp:lineTo x="21556" y="0"/>
+                <wp:lineTo x="0" y="0"/>
+              </wp:wrapPolygon>
+            </wp:wrapTight>
+            <wp:docPr id="298218251" name="Imagen 1"/>
+            <wp:cNvGraphicFramePr>
+              <a:graphicFrameLocks xmlns:a="http://schemas.openxmlformats.org/drawingml/2006/main" noChangeAspect="1"/>
+            </wp:cNvGraphicFramePr>
+            <a:graphic xmlns:a="http://schemas.openxmlformats.org/drawingml/2006/main">
+              <a:graphicData uri="http://schemas.openxmlformats.org/drawingml/2006/picture">
+                <pic:pic xmlns:pic="http://schemas.openxmlformats.org/drawingml/2006/picture">
+                  <pic:nvPicPr>
+                    <pic:cNvPr id="298218251" name=""/>
+                    <pic:cNvPicPr/>
+                  </pic:nvPicPr>
+                  <pic:blipFill>
+                    <a:blip r:embed="rId16">
+                      <a:extLst>
+                        <a:ext uri="{28A0092B-C50C-407E-A947-70E740481C1C}">
+                          <a14:useLocalDpi xmlns:a14="http://schemas.microsoft.com/office/drawing/2010/main" val="0"/>
+                        </a:ext>
+                      </a:extLst>
+                    </a:blip>
+                    <a:stretch>
+                      <a:fillRect/>
+                    </a:stretch>
+                  </pic:blipFill>
+                  <pic:spPr>
+                    <a:xfrm>
+                      <a:off x="0" y="0"/>
+                      <a:ext cx="5612130" cy="5010150"/>
+                    </a:xfrm>
+                    <a:prstGeom prst="rect">
+                      <a:avLst/>
+                    </a:prstGeom>
+                  </pic:spPr>
+                </pic:pic>
+              </a:graphicData>
+            </a:graphic>
+          </wp:anchor>
+        </w:drawing>
+      </w:r>
+      <w:r>
+        <w:t>Esta</w:t>
+      </w:r>
+      <w:r>
+        <w:t xml:space="preserve"> función genera los tokens. Limpia los vectores de almacenamiento y genera los tokens según su tokenType</w:t>
+      </w:r>
+    </w:p>
+    <w:p/>
+    <w:p>
+      <w:pPr>
+        <w:pStyle w:val="Ttulo1"/>
+        <w:rPr>
+          <w:sz w:val="22"/>
+          <w:szCs w:val="22"/>
+        </w:rPr>
+      </w:pPr>
+      <w:proofErr w:type="gramStart"/>
+      <w:r>
+        <w:t>LexicalAnalyzer::</w:t>
+      </w:r>
+      <w:proofErr w:type="gramEnd"/>
+      <w:r>
+        <w:t>registrar…</w:t>
+      </w:r>
+    </w:p>
+    <w:p>
+      <w:r>
+        <w:t xml:space="preserve">Funcion que al leer el archivo registra el token que se ingreso y se debe agregar a un vector del mismo tipo, existe para </w:t>
+      </w:r>
+      <w:proofErr w:type="gramStart"/>
+      <w:r>
+        <w:t>medico,paciente</w:t>
+      </w:r>
+      <w:proofErr w:type="gramEnd"/>
+      <w:r>
+        <w:t>,diagnostico y citas. Guarda los datos leídos por medio del lexema y los envia al vector correspondiente.</w:t>
+      </w:r>
+    </w:p>
+    <w:p/>
+    <w:p/>
+    <w:p>
+      <w:r>
+        <w:br w:type="page"/>
+      </w:r>
+    </w:p>
+    <w:p>
+      <w:pPr>
+        <w:pStyle w:val="Ttulo2"/>
+        <w:rPr>
+          <w:i/>
+          <w:iCs/>
+          <w:sz w:val="40"/>
+          <w:szCs w:val="40"/>
+          <w:lang w:val="en-US"/>
+        </w:rPr>
+      </w:pPr>
+      <w:r>
+        <w:lastRenderedPageBreak/>
+        <w:drawing>
+          <wp:anchor distT="0" distB="0" distL="114300" distR="114300" simplePos="0" relativeHeight="251664384" behindDoc="1" locked="0" layoutInCell="1" allowOverlap="1" wp14:anchorId="5C7D2257" wp14:editId="3B3F90CD">
+            <wp:simplePos x="0" y="0"/>
+            <wp:positionH relativeFrom="column">
+              <wp:posOffset>1949280</wp:posOffset>
+            </wp:positionH>
+            <wp:positionV relativeFrom="paragraph">
+              <wp:posOffset>322</wp:posOffset>
+            </wp:positionV>
+            <wp:extent cx="4145915" cy="7609205"/>
+            <wp:effectExtent l="0" t="0" r="6985" b="0"/>
+            <wp:wrapTight wrapText="bothSides">
+              <wp:wrapPolygon edited="0">
+                <wp:start x="0" y="0"/>
+                <wp:lineTo x="0" y="21528"/>
+                <wp:lineTo x="21537" y="21528"/>
+                <wp:lineTo x="21537" y="0"/>
+                <wp:lineTo x="0" y="0"/>
+              </wp:wrapPolygon>
+            </wp:wrapTight>
+            <wp:docPr id="915805380" name="Imagen 1"/>
+            <wp:cNvGraphicFramePr>
+              <a:graphicFrameLocks xmlns:a="http://schemas.openxmlformats.org/drawingml/2006/main" noChangeAspect="1"/>
+            </wp:cNvGraphicFramePr>
+            <a:graphic xmlns:a="http://schemas.openxmlformats.org/drawingml/2006/main">
+              <a:graphicData uri="http://schemas.openxmlformats.org/drawingml/2006/picture">
+                <pic:pic xmlns:pic="http://schemas.openxmlformats.org/drawingml/2006/picture">
+                  <pic:nvPicPr>
+                    <pic:cNvPr id="915805380" name=""/>
+                    <pic:cNvPicPr/>
+                  </pic:nvPicPr>
+                  <pic:blipFill>
+                    <a:blip r:embed="rId17">
+                      <a:extLst>
+                        <a:ext uri="{28A0092B-C50C-407E-A947-70E740481C1C}">
+                          <a14:useLocalDpi xmlns:a14="http://schemas.microsoft.com/office/drawing/2010/main" val="0"/>
+                        </a:ext>
+                      </a:extLst>
+                    </a:blip>
+                    <a:stretch>
+                      <a:fillRect/>
+                    </a:stretch>
+                  </pic:blipFill>
+                  <pic:spPr>
+                    <a:xfrm>
+                      <a:off x="0" y="0"/>
+                      <a:ext cx="4145915" cy="7609205"/>
+                    </a:xfrm>
+                    <a:prstGeom prst="rect">
+                      <a:avLst/>
+                    </a:prstGeom>
+                  </pic:spPr>
+                </pic:pic>
+              </a:graphicData>
+            </a:graphic>
+            <wp14:sizeRelH relativeFrom="margin">
+              <wp14:pctWidth>0</wp14:pctWidth>
+            </wp14:sizeRelH>
+            <wp14:sizeRelV relativeFrom="margin">
+              <wp14:pctHeight>0</wp14:pctHeight>
+            </wp14:sizeRelV>
+          </wp:anchor>
+        </w:drawing>
+      </w:r>
+      <w:r>
+        <w:rPr>
+          <w:i/>
+          <w:iCs/>
+          <w:sz w:val="40"/>
+          <w:szCs w:val="40"/>
+          <w:lang w:val="en-US"/>
+        </w:rPr>
+        <w:t>mainwindow</w:t>
+      </w:r>
+      <w:r>
+        <w:rPr>
+          <w:i/>
+          <w:iCs/>
+          <w:sz w:val="40"/>
+          <w:szCs w:val="40"/>
+          <w:lang w:val="en-US"/>
+        </w:rPr>
+        <w:t>.h</w:t>
+      </w:r>
+      <w:r>
+        <w:rPr>
+          <w:i/>
+          <w:iCs/>
+          <w:sz w:val="40"/>
+          <w:szCs w:val="40"/>
+          <w:lang w:val="en-US"/>
+        </w:rPr>
+        <w:t xml:space="preserve"> y mainwindow.cpp</w:t>
+      </w:r>
+      <w:r>
+        <w:rPr>
+          <w:i/>
+          <w:iCs/>
+          <w:sz w:val="40"/>
+          <w:szCs w:val="40"/>
+          <w:lang w:val="en-US"/>
+        </w:rPr>
+        <w:t>:</w:t>
+      </w:r>
+    </w:p>
+    <w:p>
+      <w:r>
+        <w:t xml:space="preserve">Clase </w:t>
+      </w:r>
+      <w:r>
+        <w:t>que contiene los componentes, métodos y funciones para la pestaña de interfaz grafica del proyecto, lo cual es muy crucial para la ejecución visual del proyecto. Este estará relacionado con LexicalAnalyzer para el almacenamiento de datos y su posterior uso en la parte grafica.</w:t>
+      </w:r>
+    </w:p>
+    <w:p/>
+    <w:p>
+      <w:r>
+        <w:t xml:space="preserve">Principalmente las funciones privadas son las que </w:t>
+      </w:r>
+      <w:proofErr w:type="gramStart"/>
+      <w:r>
+        <w:t>realizaran</w:t>
+      </w:r>
+      <w:proofErr w:type="gramEnd"/>
+      <w:r>
+        <w:t xml:space="preserve"> las tareas, funciones o serán las variables de declaración importantes.</w:t>
+      </w:r>
+    </w:p>
+    <w:p/>
+    <w:p>
+      <w:r>
+        <w:t xml:space="preserve">Para el archivo .cpp es donde se </w:t>
+      </w:r>
+      <w:proofErr w:type="gramStart"/>
+      <w:r>
+        <w:t>ejecutaran</w:t>
+      </w:r>
+      <w:proofErr w:type="gramEnd"/>
+      <w:r>
+        <w:t xml:space="preserve"> las ucniones necesarias o se declararan correctamente para su uso posterior, en este archivo es donde se utiliza el </w:t>
+      </w:r>
+      <w:proofErr w:type="gramStart"/>
+      <w:r>
+        <w:t>setupUI(</w:t>
+      </w:r>
+      <w:proofErr w:type="gramEnd"/>
+      <w:r>
+        <w:t>); para hacer funcionar la interfaz grafica.</w:t>
+      </w:r>
+    </w:p>
+    <w:p>
+      <w:pPr>
+        <w:pStyle w:val="Ttulo1"/>
+        <w:rPr>
+          <w:sz w:val="22"/>
+          <w:szCs w:val="22"/>
+        </w:rPr>
+      </w:pPr>
+      <w:r>
+        <w:br w:type="page"/>
+      </w:r>
+      <w:r>
+        <w:lastRenderedPageBreak/>
+        <w:t xml:space="preserve">Mainwindow (Generar reportes y estructura de </w:t>
+      </w:r>
+      <w:r>
+        <w:drawing>
+          <wp:anchor distT="0" distB="0" distL="114300" distR="114300" simplePos="0" relativeHeight="251667456" behindDoc="1" locked="0" layoutInCell="1" allowOverlap="1" wp14:anchorId="770337E7" wp14:editId="31B4F84C">
+            <wp:simplePos x="0" y="0"/>
+            <wp:positionH relativeFrom="column">
+              <wp:posOffset>1586865</wp:posOffset>
+            </wp:positionH>
+            <wp:positionV relativeFrom="paragraph">
+              <wp:posOffset>567055</wp:posOffset>
+            </wp:positionV>
+            <wp:extent cx="4503420" cy="3200400"/>
+            <wp:effectExtent l="0" t="0" r="0" b="0"/>
+            <wp:wrapTight wrapText="bothSides">
+              <wp:wrapPolygon edited="0">
+                <wp:start x="0" y="0"/>
+                <wp:lineTo x="0" y="21471"/>
+                <wp:lineTo x="21472" y="21471"/>
+                <wp:lineTo x="21472" y="0"/>
+                <wp:lineTo x="0" y="0"/>
+              </wp:wrapPolygon>
+            </wp:wrapTight>
+            <wp:docPr id="1537878613" name="Imagen 1"/>
+            <wp:cNvGraphicFramePr>
+              <a:graphicFrameLocks xmlns:a="http://schemas.openxmlformats.org/drawingml/2006/main" noChangeAspect="1"/>
+            </wp:cNvGraphicFramePr>
+            <a:graphic xmlns:a="http://schemas.openxmlformats.org/drawingml/2006/main">
+              <a:graphicData uri="http://schemas.openxmlformats.org/drawingml/2006/picture">
+                <pic:pic xmlns:pic="http://schemas.openxmlformats.org/drawingml/2006/picture">
+                  <pic:nvPicPr>
+                    <pic:cNvPr id="1537878613" name=""/>
+                    <pic:cNvPicPr/>
+                  </pic:nvPicPr>
+                  <pic:blipFill>
+                    <a:blip r:embed="rId18">
+                      <a:extLst>
+                        <a:ext uri="{28A0092B-C50C-407E-A947-70E740481C1C}">
+                          <a14:useLocalDpi xmlns:a14="http://schemas.microsoft.com/office/drawing/2010/main" val="0"/>
+                        </a:ext>
+                      </a:extLst>
+                    </a:blip>
+                    <a:stretch>
+                      <a:fillRect/>
+                    </a:stretch>
+                  </pic:blipFill>
+                  <pic:spPr>
+                    <a:xfrm>
+                      <a:off x="0" y="0"/>
+                      <a:ext cx="4503420" cy="3200400"/>
+                    </a:xfrm>
+                    <a:prstGeom prst="rect">
+                      <a:avLst/>
+                    </a:prstGeom>
+                  </pic:spPr>
+                </pic:pic>
+              </a:graphicData>
+            </a:graphic>
+            <wp14:sizeRelH relativeFrom="margin">
+              <wp14:pctWidth>0</wp14:pctWidth>
+            </wp14:sizeRelH>
+            <wp14:sizeRelV relativeFrom="margin">
+              <wp14:pctHeight>0</wp14:pctHeight>
+            </wp14:sizeRelV>
+          </wp:anchor>
+        </w:drawing>
+      </w:r>
+      <w:r>
+        <w:t>reportes)</w:t>
+      </w:r>
+    </w:p>
+    <w:p>
+      <w:r>
+        <w:t xml:space="preserve">Son 2 funcioens que se complementan, para la generación del archivo HTML o .DOT se utiliza la función </w:t>
+      </w:r>
+      <w:proofErr w:type="gramStart"/>
+      <w:r>
+        <w:t>abrirarchivoN(</w:t>
+      </w:r>
+      <w:proofErr w:type="gramEnd"/>
+      <w:r>
+        <w:t>); donde será el ecnargado de crear un archivo y contener lo estructurado en la función para retornar un archivo HTML.</w:t>
+      </w:r>
+    </w:p>
+    <w:p/>
+    <w:p/>
+    <w:p/>
+    <w:p>
+      <w:r>
+        <w:drawing>
+          <wp:anchor distT="0" distB="0" distL="114300" distR="114300" simplePos="0" relativeHeight="251669504" behindDoc="1" locked="0" layoutInCell="1" allowOverlap="1" wp14:anchorId="7DBB5F6C" wp14:editId="2935BF6E">
+            <wp:simplePos x="0" y="0"/>
+            <wp:positionH relativeFrom="column">
+              <wp:posOffset>-51435</wp:posOffset>
+            </wp:positionH>
+            <wp:positionV relativeFrom="paragraph">
+              <wp:posOffset>317500</wp:posOffset>
+            </wp:positionV>
+            <wp:extent cx="4800600" cy="3920490"/>
+            <wp:effectExtent l="0" t="0" r="0" b="3810"/>
+            <wp:wrapTight wrapText="bothSides">
+              <wp:wrapPolygon edited="0">
+                <wp:start x="0" y="0"/>
+                <wp:lineTo x="0" y="21516"/>
+                <wp:lineTo x="21514" y="21516"/>
+                <wp:lineTo x="21514" y="0"/>
+                <wp:lineTo x="0" y="0"/>
+              </wp:wrapPolygon>
+            </wp:wrapTight>
+            <wp:docPr id="1673249633" name="Imagen 1"/>
+            <wp:cNvGraphicFramePr>
+              <a:graphicFrameLocks xmlns:a="http://schemas.openxmlformats.org/drawingml/2006/main" noChangeAspect="1"/>
+            </wp:cNvGraphicFramePr>
+            <a:graphic xmlns:a="http://schemas.openxmlformats.org/drawingml/2006/main">
+              <a:graphicData uri="http://schemas.openxmlformats.org/drawingml/2006/picture">
+                <pic:pic xmlns:pic="http://schemas.openxmlformats.org/drawingml/2006/picture">
+                  <pic:nvPicPr>
+                    <pic:cNvPr id="1673249633" name=""/>
+                    <pic:cNvPicPr/>
+                  </pic:nvPicPr>
+                  <pic:blipFill>
+                    <a:blip r:embed="rId19">
+                      <a:extLst>
+                        <a:ext uri="{28A0092B-C50C-407E-A947-70E740481C1C}">
+                          <a14:useLocalDpi xmlns:a14="http://schemas.microsoft.com/office/drawing/2010/main" val="0"/>
+                        </a:ext>
+                      </a:extLst>
+                    </a:blip>
+                    <a:stretch>
+                      <a:fillRect/>
+                    </a:stretch>
+                  </pic:blipFill>
+                  <pic:spPr>
+                    <a:xfrm>
+                      <a:off x="0" y="0"/>
+                      <a:ext cx="4800600" cy="3920490"/>
+                    </a:xfrm>
+                    <a:prstGeom prst="rect">
+                      <a:avLst/>
+                    </a:prstGeom>
+                  </pic:spPr>
+                </pic:pic>
+              </a:graphicData>
+            </a:graphic>
+            <wp14:sizeRelH relativeFrom="margin">
+              <wp14:pctWidth>0</wp14:pctWidth>
+            </wp14:sizeRelH>
+            <wp14:sizeRelV relativeFrom="margin">
+              <wp14:pctHeight>0</wp14:pctHeight>
+            </wp14:sizeRelV>
+          </wp:anchor>
+        </w:drawing>
+      </w:r>
+      <w:r>
+        <w:t>Estructura HTML:</w:t>
+      </w:r>
+    </w:p>
+    <w:p>
+      <w:r>
+        <w:lastRenderedPageBreak/>
+        <w:drawing>
+          <wp:anchor distT="0" distB="0" distL="114300" distR="114300" simplePos="0" relativeHeight="251668480" behindDoc="1" locked="0" layoutInCell="1" allowOverlap="1" wp14:anchorId="69D9BE6B" wp14:editId="2DBAC826">
+            <wp:simplePos x="0" y="0"/>
+            <wp:positionH relativeFrom="column">
+              <wp:posOffset>-528320</wp:posOffset>
+            </wp:positionH>
+            <wp:positionV relativeFrom="paragraph">
+              <wp:posOffset>152400</wp:posOffset>
+            </wp:positionV>
+            <wp:extent cx="6424295" cy="6400800"/>
+            <wp:effectExtent l="0" t="0" r="0" b="0"/>
+            <wp:wrapTight wrapText="bothSides">
+              <wp:wrapPolygon edited="0">
+                <wp:start x="0" y="0"/>
+                <wp:lineTo x="0" y="21536"/>
+                <wp:lineTo x="21521" y="21536"/>
+                <wp:lineTo x="21521" y="0"/>
+                <wp:lineTo x="0" y="0"/>
+              </wp:wrapPolygon>
+            </wp:wrapTight>
+            <wp:docPr id="469469739" name="Imagen 1"/>
+            <wp:cNvGraphicFramePr>
+              <a:graphicFrameLocks xmlns:a="http://schemas.openxmlformats.org/drawingml/2006/main" noChangeAspect="1"/>
+            </wp:cNvGraphicFramePr>
+            <a:graphic xmlns:a="http://schemas.openxmlformats.org/drawingml/2006/main">
+              <a:graphicData uri="http://schemas.openxmlformats.org/drawingml/2006/picture">
+                <pic:pic xmlns:pic="http://schemas.openxmlformats.org/drawingml/2006/picture">
+                  <pic:nvPicPr>
+                    <pic:cNvPr id="469469739" name=""/>
+                    <pic:cNvPicPr/>
+                  </pic:nvPicPr>
+                  <pic:blipFill>
+                    <a:blip r:embed="rId20">
+                      <a:extLst>
+                        <a:ext uri="{28A0092B-C50C-407E-A947-70E740481C1C}">
+                          <a14:useLocalDpi xmlns:a14="http://schemas.microsoft.com/office/drawing/2010/main" val="0"/>
+                        </a:ext>
+                      </a:extLst>
+                    </a:blip>
+                    <a:stretch>
+                      <a:fillRect/>
+                    </a:stretch>
+                  </pic:blipFill>
+                  <pic:spPr>
+                    <a:xfrm>
+                      <a:off x="0" y="0"/>
+                      <a:ext cx="6424295" cy="6400800"/>
+                    </a:xfrm>
+                    <a:prstGeom prst="rect">
+                      <a:avLst/>
+                    </a:prstGeom>
+                  </pic:spPr>
+                </pic:pic>
+              </a:graphicData>
+            </a:graphic>
+            <wp14:sizeRelH relativeFrom="margin">
+              <wp14:pctWidth>0</wp14:pctWidth>
+            </wp14:sizeRelH>
+            <wp14:sizeRelV relativeFrom="margin">
+              <wp14:pctHeight>0</wp14:pctHeight>
+            </wp14:sizeRelV>
+          </wp:anchor>
+        </w:drawing>
+      </w:r>
+      <w:r>
+        <w:br/>
+      </w:r>
     </w:p>
     <w:sectPr>
       <w:pgSz w:w="12240" w:h="15840"/>
@@ -394,9 +1801,145 @@
 </w:document>
 </file>
 
+<file path=word/endnotes.xml><?xml version="1.0" encoding="utf-8"?>
+<w:endnotes xmlns:wpc="http://schemas.microsoft.com/office/word/2010/wordprocessingCanvas" xmlns:cx="http://schemas.microsoft.com/office/drawing/2014/chartex" xmlns:cx1="http://schemas.microsoft.com/office/drawing/2015/9/8/chartex" xmlns:cx2="http://schemas.microsoft.com/office/drawing/2015/10/21/chartex" xmlns:cx3="http://schemas.microsoft.com/office/drawing/2016/5/9/chartex" xmlns:cx4="http://schemas.microsoft.com/office/drawing/2016/5/10/chartex" xmlns:cx5="http://schemas.microsoft.com/office/drawing/2016/5/11/chartex" xmlns:cx6="http://schemas.microsoft.com/office/drawing/2016/5/12/chartex" xmlns:cx7="http://schemas.microsoft.com/office/drawing/2016/5/13/chartex" xmlns:cx8="http://schemas.microsoft.com/office/drawing/2016/5/14/chartex" xmlns:mc="http://schemas.openxmlformats.org/markup-compatibility/2006" xmlns:aink="http://schemas.microsoft.com/office/drawing/2016/ink" xmlns:am3d="http://schemas.microsoft.com/office/drawing/2017/model3d" xmlns:o="urn:schemas-microsoft-com:office:office" xmlns:oel="http://schemas.microsoft.com/office/2019/extlst" xmlns:r="http://schemas.openxmlformats.org/officeDocument/2006/relationships" xmlns:m="http://schemas.openxmlformats.org/officeDocument/2006/math" xmlns:v="urn:schemas-microsoft-com:vml" xmlns:wp14="http://schemas.microsoft.com/office/word/2010/wordprocessingDrawing" xmlns:wp="http://schemas.openxmlformats.org/drawingml/2006/wordprocessingDrawing" xmlns:w10="urn:schemas-microsoft-com:office:word" xmlns:w="http://schemas.openxmlformats.org/wordprocessingml/2006/main" xmlns:w14="http://schemas.microsoft.com/office/word/2010/wordml" xmlns:w15="http://schemas.microsoft.com/office/word/2012/wordml" xmlns:w16cex="http://schemas.microsoft.com/office/word/2018/wordml/cex" xmlns:w16cid="http://schemas.microsoft.com/office/word/2016/wordml/cid" xmlns:w16="http://schemas.microsoft.com/office/word/2018/wordml" xmlns:w16du="http://schemas.microsoft.com/office/word/2023/wordml/word16du" xmlns:w16sdtdh="http://schemas.microsoft.com/office/word/2020/wordml/sdtdatahash" xmlns:w16sdtfl="http://schemas.microsoft.com/office/word/2024/wordml/sdtformatlock" xmlns:w16se="http://schemas.microsoft.com/office/word/2015/wordml/symex" xmlns:wpg="http://schemas.microsoft.com/office/word/2010/wordprocessingGroup" xmlns:wpi="http://schemas.microsoft.com/office/word/2010/wordprocessingInk" xmlns:wne="http://schemas.microsoft.com/office/word/2006/wordml" xmlns:wps="http://schemas.microsoft.com/office/word/2010/wordprocessingShape" mc:Ignorable="w14 w15 w16se w16cid w16 w16cex w16sdtdh w16sdtfl w16du wp14">
+  <w:endnote w:type="separator" w:id="-1">
+    <w:p>
+      <w:pPr>
+        <w:spacing w:after="0" w:line="240" w:lineRule="auto"/>
+      </w:pPr>
+      <w:r>
+        <w:separator/>
+      </w:r>
+    </w:p>
+  </w:endnote>
+  <w:endnote w:type="continuationSeparator" w:id="0">
+    <w:p>
+      <w:pPr>
+        <w:spacing w:after="0" w:line="240" w:lineRule="auto"/>
+      </w:pPr>
+      <w:r>
+        <w:continuationSeparator/>
+      </w:r>
+    </w:p>
+  </w:endnote>
+</w:endnotes>
+</file>
+
+<file path=word/footnotes.xml><?xml version="1.0" encoding="utf-8"?>
+<w:footnotes xmlns:wpc="http://schemas.microsoft.com/office/word/2010/wordprocessingCanvas" xmlns:cx="http://schemas.microsoft.com/office/drawing/2014/chartex" xmlns:cx1="http://schemas.microsoft.com/office/drawing/2015/9/8/chartex" xmlns:cx2="http://schemas.microsoft.com/office/drawing/2015/10/21/chartex" xmlns:cx3="http://schemas.microsoft.com/office/drawing/2016/5/9/chartex" xmlns:cx4="http://schemas.microsoft.com/office/drawing/2016/5/10/chartex" xmlns:cx5="http://schemas.microsoft.com/office/drawing/2016/5/11/chartex" xmlns:cx6="http://schemas.microsoft.com/office/drawing/2016/5/12/chartex" xmlns:cx7="http://schemas.microsoft.com/office/drawing/2016/5/13/chartex" xmlns:cx8="http://schemas.microsoft.com/office/drawing/2016/5/14/chartex" xmlns:mc="http://schemas.openxmlformats.org/markup-compatibility/2006" xmlns:aink="http://schemas.microsoft.com/office/drawing/2016/ink" xmlns:am3d="http://schemas.microsoft.com/office/drawing/2017/model3d" xmlns:o="urn:schemas-microsoft-com:office:office" xmlns:oel="http://schemas.microsoft.com/office/2019/extlst" xmlns:r="http://schemas.openxmlformats.org/officeDocument/2006/relationships" xmlns:m="http://schemas.openxmlformats.org/officeDocument/2006/math" xmlns:v="urn:schemas-microsoft-com:vml" xmlns:wp14="http://schemas.microsoft.com/office/word/2010/wordprocessingDrawing" xmlns:wp="http://schemas.openxmlformats.org/drawingml/2006/wordprocessingDrawing" xmlns:w10="urn:schemas-microsoft-com:office:word" xmlns:w="http://schemas.openxmlformats.org/wordprocessingml/2006/main" xmlns:w14="http://schemas.microsoft.com/office/word/2010/wordml" xmlns:w15="http://schemas.microsoft.com/office/word/2012/wordml" xmlns:w16cex="http://schemas.microsoft.com/office/word/2018/wordml/cex" xmlns:w16cid="http://schemas.microsoft.com/office/word/2016/wordml/cid" xmlns:w16="http://schemas.microsoft.com/office/word/2018/wordml" xmlns:w16du="http://schemas.microsoft.com/office/word/2023/wordml/word16du" xmlns:w16sdtdh="http://schemas.microsoft.com/office/word/2020/wordml/sdtdatahash" xmlns:w16sdtfl="http://schemas.microsoft.com/office/word/2024/wordml/sdtformatlock" xmlns:w16se="http://schemas.microsoft.com/office/word/2015/wordml/symex" xmlns:wpg="http://schemas.microsoft.com/office/word/2010/wordprocessingGroup" xmlns:wpi="http://schemas.microsoft.com/office/word/2010/wordprocessingInk" xmlns:wne="http://schemas.microsoft.com/office/word/2006/wordml" xmlns:wps="http://schemas.microsoft.com/office/word/2010/wordprocessingShape" mc:Ignorable="w14 w15 w16se w16cid w16 w16cex w16sdtdh w16sdtfl w16du wp14">
+  <w:footnote w:type="separator" w:id="-1">
+    <w:p>
+      <w:pPr>
+        <w:spacing w:after="0" w:line="240" w:lineRule="auto"/>
+      </w:pPr>
+      <w:r>
+        <w:separator/>
+      </w:r>
+    </w:p>
+  </w:footnote>
+  <w:footnote w:type="continuationSeparator" w:id="0">
+    <w:p>
+      <w:pPr>
+        <w:spacing w:after="0" w:line="240" w:lineRule="auto"/>
+      </w:pPr>
+      <w:r>
+        <w:continuationSeparator/>
+      </w:r>
+    </w:p>
+  </w:footnote>
+</w:footnotes>
+</file>
+
 <file path=word/numbering.xml><?xml version="1.0" encoding="utf-8"?>
 <w:numbering xmlns:wpc="http://schemas.microsoft.com/office/word/2010/wordprocessingCanvas" xmlns:cx="http://schemas.microsoft.com/office/drawing/2014/chartex" xmlns:cx1="http://schemas.microsoft.com/office/drawing/2015/9/8/chartex" xmlns:cx2="http://schemas.microsoft.com/office/drawing/2015/10/21/chartex" xmlns:cx3="http://schemas.microsoft.com/office/drawing/2016/5/9/chartex" xmlns:cx4="http://schemas.microsoft.com/office/drawing/2016/5/10/chartex" xmlns:cx5="http://schemas.microsoft.com/office/drawing/2016/5/11/chartex" xmlns:cx6="http://schemas.microsoft.com/office/drawing/2016/5/12/chartex" xmlns:cx7="http://schemas.microsoft.com/office/drawing/2016/5/13/chartex" xmlns:cx8="http://schemas.microsoft.com/office/drawing/2016/5/14/chartex" xmlns:mc="http://schemas.openxmlformats.org/markup-compatibility/2006" xmlns:aink="http://schemas.microsoft.com/office/drawing/2016/ink" xmlns:am3d="http://schemas.microsoft.com/office/drawing/2017/model3d" xmlns:o="urn:schemas-microsoft-com:office:office" xmlns:oel="http://schemas.microsoft.com/office/2019/extlst" xmlns:r="http://schemas.openxmlformats.org/officeDocument/2006/relationships" xmlns:m="http://schemas.openxmlformats.org/officeDocument/2006/math" xmlns:v="urn:schemas-microsoft-com:vml" xmlns:wp14="http://schemas.microsoft.com/office/word/2010/wordprocessingDrawing" xmlns:wp="http://schemas.openxmlformats.org/drawingml/2006/wordprocessingDrawing" xmlns:w10="urn:schemas-microsoft-com:office:word" xmlns:w="http://schemas.openxmlformats.org/wordprocessingml/2006/main" xmlns:w14="http://schemas.microsoft.com/office/word/2010/wordml" xmlns:w15="http://schemas.microsoft.com/office/word/2012/wordml" xmlns:w16cex="http://schemas.microsoft.com/office/word/2018/wordml/cex" xmlns:w16cid="http://schemas.microsoft.com/office/word/2016/wordml/cid" xmlns:w16="http://schemas.microsoft.com/office/word/2018/wordml" xmlns:w16du="http://schemas.microsoft.com/office/word/2023/wordml/word16du" xmlns:w16sdtdh="http://schemas.microsoft.com/office/word/2020/wordml/sdtdatahash" xmlns:w16sdtfl="http://schemas.microsoft.com/office/word/2024/wordml/sdtformatlock" xmlns:w16se="http://schemas.microsoft.com/office/word/2015/wordml/symex" xmlns:wpg="http://schemas.microsoft.com/office/word/2010/wordprocessingGroup" xmlns:wpi="http://schemas.microsoft.com/office/word/2010/wordprocessingInk" xmlns:wne="http://schemas.microsoft.com/office/word/2006/wordml" xmlns:wps="http://schemas.microsoft.com/office/word/2010/wordprocessingShape" mc:Ignorable="w14 w15 w16se w16cid w16 w16cex w16sdtdh w16sdtfl w16du wp14">
   <w:abstractNum w:abstractNumId="0" w15:restartNumberingAfterBreak="0">
+    <w:nsid w:val="75563890"/>
+    <w:multiLevelType w:val="hybridMultilevel"/>
+    <w:tmpl w:val="3314F436"/>
+    <w:lvl w:ilvl="0" w:tplc="100A000F">
+      <w:start w:val="1"/>
+      <w:numFmt w:val="decimal"/>
+      <w:lvlText w:val="%1."/>
+      <w:lvlJc w:val="left"/>
+      <w:pPr>
+        <w:ind w:left="720" w:hanging="360"/>
+      </w:pPr>
+    </w:lvl>
+    <w:lvl w:ilvl="1" w:tplc="100A0019" w:tentative="1">
+      <w:start w:val="1"/>
+      <w:numFmt w:val="lowerLetter"/>
+      <w:lvlText w:val="%2."/>
+      <w:lvlJc w:val="left"/>
+      <w:pPr>
+        <w:ind w:left="1440" w:hanging="360"/>
+      </w:pPr>
+    </w:lvl>
+    <w:lvl w:ilvl="2" w:tplc="100A001B" w:tentative="1">
+      <w:start w:val="1"/>
+      <w:numFmt w:val="lowerRoman"/>
+      <w:lvlText w:val="%3."/>
+      <w:lvlJc w:val="right"/>
+      <w:pPr>
+        <w:ind w:left="2160" w:hanging="180"/>
+      </w:pPr>
+    </w:lvl>
+    <w:lvl w:ilvl="3" w:tplc="100A000F" w:tentative="1">
+      <w:start w:val="1"/>
+      <w:numFmt w:val="decimal"/>
+      <w:lvlText w:val="%4."/>
+      <w:lvlJc w:val="left"/>
+      <w:pPr>
+        <w:ind w:left="2880" w:hanging="360"/>
+      </w:pPr>
+    </w:lvl>
+    <w:lvl w:ilvl="4" w:tplc="100A0019" w:tentative="1">
+      <w:start w:val="1"/>
+      <w:numFmt w:val="lowerLetter"/>
+      <w:lvlText w:val="%5."/>
+      <w:lvlJc w:val="left"/>
+      <w:pPr>
+        <w:ind w:left="3600" w:hanging="360"/>
+      </w:pPr>
+    </w:lvl>
+    <w:lvl w:ilvl="5" w:tplc="100A001B" w:tentative="1">
+      <w:start w:val="1"/>
+      <w:numFmt w:val="lowerRoman"/>
+      <w:lvlText w:val="%6."/>
+      <w:lvlJc w:val="right"/>
+      <w:pPr>
+        <w:ind w:left="4320" w:hanging="180"/>
+      </w:pPr>
+    </w:lvl>
+    <w:lvl w:ilvl="6" w:tplc="100A000F" w:tentative="1">
+      <w:start w:val="1"/>
+      <w:numFmt w:val="decimal"/>
+      <w:lvlText w:val="%7."/>
+      <w:lvlJc w:val="left"/>
+      <w:pPr>
+        <w:ind w:left="5040" w:hanging="360"/>
+      </w:pPr>
+    </w:lvl>
+    <w:lvl w:ilvl="7" w:tplc="100A0019" w:tentative="1">
+      <w:start w:val="1"/>
+      <w:numFmt w:val="lowerLetter"/>
+      <w:lvlText w:val="%8."/>
+      <w:lvlJc w:val="left"/>
+      <w:pPr>
+        <w:ind w:left="5760" w:hanging="360"/>
+      </w:pPr>
+    </w:lvl>
+    <w:lvl w:ilvl="8" w:tplc="100A001B" w:tentative="1">
+      <w:start w:val="1"/>
+      <w:numFmt w:val="lowerRoman"/>
+      <w:lvlText w:val="%9."/>
+      <w:lvlJc w:val="right"/>
+      <w:pPr>
+        <w:ind w:left="6480" w:hanging="180"/>
+      </w:pPr>
+    </w:lvl>
+  </w:abstractNum>
+  <w:abstractNum w:abstractNumId="1" w15:restartNumberingAfterBreak="0">
     <w:nsid w:val="782461DA"/>
     <w:multiLevelType w:val="hybridMultilevel"/>
     <w:tmpl w:val="4E8A6F5E"/>
@@ -486,6 +2029,9 @@
     </w:lvl>
   </w:abstractNum>
   <w:num w:numId="1" w16cid:durableId="439884815">
+    <w:abstractNumId w:val="1"/>
+  </w:num>
+  <w:num w:numId="2" w16cid:durableId="959798541">
     <w:abstractNumId w:val="0"/>
   </w:num>
 </w:numbering>
@@ -891,7 +2437,7 @@
   <w:style w:type="paragraph" w:default="1" w:styleId="Normal">
     <w:name w:val="Normal"/>
     <w:qFormat/>
-    <w:rsid w:val="001C7EDA"/>
+    <w:rsid w:val="0058248F"/>
   </w:style>
   <w:style w:type="paragraph" w:styleId="Ttulo1">
     <w:name w:val="heading 1"/>
@@ -1406,6 +2952,50 @@
       <w:color w:val="0F4761" w:themeColor="accent1" w:themeShade="BF"/>
       <w:spacing w:val="5"/>
     </w:rPr>
+  </w:style>
+  <w:style w:type="paragraph" w:styleId="Encabezado">
+    <w:name w:val="header"/>
+    <w:basedOn w:val="Normal"/>
+    <w:link w:val="EncabezadoCar"/>
+    <w:uiPriority w:val="99"/>
+    <w:unhideWhenUsed/>
+    <w:rsid w:val="00930616"/>
+    <w:pPr>
+      <w:tabs>
+        <w:tab w:val="center" w:pos="4419"/>
+        <w:tab w:val="right" w:pos="8838"/>
+      </w:tabs>
+      <w:spacing w:after="0" w:line="240" w:lineRule="auto"/>
+    </w:pPr>
+  </w:style>
+  <w:style w:type="character" w:customStyle="1" w:styleId="EncabezadoCar">
+    <w:name w:val="Encabezado Car"/>
+    <w:basedOn w:val="Fuentedeprrafopredeter"/>
+    <w:link w:val="Encabezado"/>
+    <w:uiPriority w:val="99"/>
+    <w:rsid w:val="00930616"/>
+  </w:style>
+  <w:style w:type="paragraph" w:styleId="Piedepgina">
+    <w:name w:val="footer"/>
+    <w:basedOn w:val="Normal"/>
+    <w:link w:val="PiedepginaCar"/>
+    <w:uiPriority w:val="99"/>
+    <w:unhideWhenUsed/>
+    <w:rsid w:val="00930616"/>
+    <w:pPr>
+      <w:tabs>
+        <w:tab w:val="center" w:pos="4419"/>
+        <w:tab w:val="right" w:pos="8838"/>
+      </w:tabs>
+      <w:spacing w:after="0" w:line="240" w:lineRule="auto"/>
+    </w:pPr>
+  </w:style>
+  <w:style w:type="character" w:customStyle="1" w:styleId="PiedepginaCar">
+    <w:name w:val="Pie de página Car"/>
+    <w:basedOn w:val="Fuentedeprrafopredeter"/>
+    <w:link w:val="Piedepgina"/>
+    <w:uiPriority w:val="99"/>
+    <w:rsid w:val="00930616"/>
   </w:style>
 </w:styles>
 </file>
